--- a/golden/uart/docs/word/21-UART 收发器可编程逻辑器件软件使用说明.docx
+++ b/golden/uart/docs/word/21-UART 收发器可编程逻辑器件软件使用说明.docx
@@ -45,7 +45,7 @@
             <w:r/>
             <w:r>
               <w:rPr>
-                <w:rFonts w:ascii="FangSong_GB2312" w:hAnsi="FangSong_GB2312" w:eastAsia="FangSong_GB2312" w:cs="FangSong_GB2312"/>
+                <w:rFonts w:ascii="Songti SC" w:hAnsi="Songti SC" w:eastAsia="Songti SC" w:cs="Songti SC"/>
                 <w:b/>
                 <w:sz w:val="18"/>
               </w:rPr>
@@ -72,7 +72,7 @@
             <w:r/>
             <w:r>
               <w:rPr>
-                <w:rFonts w:ascii="FangSong_GB2312" w:hAnsi="FangSong_GB2312" w:eastAsia="FangSong_GB2312" w:cs="FangSong_GB2312"/>
+                <w:rFonts w:ascii="Songti SC" w:hAnsi="Songti SC" w:eastAsia="Songti SC" w:cs="Songti SC"/>
                 <w:b/>
                 <w:sz w:val="18"/>
               </w:rPr>
@@ -100,7 +100,7 @@
             <w:r/>
             <w:r>
               <w:rPr>
-                <w:rFonts w:ascii="FangSong_GB2312" w:hAnsi="FangSong_GB2312" w:eastAsia="FangSong_GB2312" w:cs="FangSong_GB2312"/>
+                <w:rFonts w:ascii="Songti SC" w:hAnsi="Songti SC" w:eastAsia="Songti SC" w:cs="Songti SC"/>
                 <w:b w:val="0"/>
                 <w:sz w:val="18"/>
               </w:rPr>
@@ -126,11 +126,11 @@
             <w:r/>
             <w:r>
               <w:rPr>
-                <w:rFonts w:ascii="FangSong_GB2312" w:hAnsi="FangSong_GB2312" w:eastAsia="FangSong_GB2312" w:cs="FangSong_GB2312"/>
+                <w:rFonts w:ascii="Songti SC" w:hAnsi="Songti SC" w:eastAsia="Songti SC" w:cs="Songti SC"/>
                 <w:b w:val="0"/>
                 <w:sz w:val="18"/>
               </w:rPr>
-              <w:t>UART-DOC-021 / v2.3 candidate</w:t>
+              <w:t>UART-DOC-021 / v2.5 candidate</w:t>
             </w:r>
           </w:p>
         </w:tc>
@@ -154,7 +154,7 @@
             <w:r/>
             <w:r>
               <w:rPr>
-                <w:rFonts w:ascii="FangSong_GB2312" w:hAnsi="FangSong_GB2312" w:eastAsia="FangSong_GB2312" w:cs="FangSong_GB2312"/>
+                <w:rFonts w:ascii="Songti SC" w:hAnsi="Songti SC" w:eastAsia="Songti SC" w:cs="Songti SC"/>
                 <w:b w:val="0"/>
                 <w:sz w:val="18"/>
               </w:rPr>
@@ -180,7 +180,7 @@
             <w:r/>
             <w:r>
               <w:rPr>
-                <w:rFonts w:ascii="FangSong_GB2312" w:hAnsi="FangSong_GB2312" w:eastAsia="FangSong_GB2312" w:cs="FangSong_GB2312"/>
+                <w:rFonts w:ascii="Songti SC" w:hAnsi="Songti SC" w:eastAsia="Songti SC" w:cs="Songti SC"/>
                 <w:b w:val="0"/>
                 <w:sz w:val="18"/>
               </w:rPr>
@@ -208,7 +208,7 @@
             <w:r/>
             <w:r>
               <w:rPr>
-                <w:rFonts w:ascii="FangSong_GB2312" w:hAnsi="FangSong_GB2312" w:eastAsia="FangSong_GB2312" w:cs="FangSong_GB2312"/>
+                <w:rFonts w:ascii="Songti SC" w:hAnsi="Songti SC" w:eastAsia="Songti SC" w:cs="Songti SC"/>
                 <w:b w:val="0"/>
                 <w:sz w:val="18"/>
               </w:rPr>
@@ -234,11 +234,11 @@
             <w:r/>
             <w:r>
               <w:rPr>
-                <w:rFonts w:ascii="FangSong_GB2312" w:hAnsi="FangSong_GB2312" w:eastAsia="FangSong_GB2312" w:cs="FangSong_GB2312"/>
+                <w:rFonts w:ascii="Songti SC" w:hAnsi="Songti SC" w:eastAsia="Songti SC" w:cs="Songti SC"/>
                 <w:b w:val="0"/>
                 <w:sz w:val="18"/>
               </w:rPr>
-              <w:t>2026-08-27</w:t>
+              <w:t>2026-08-28</w:t>
             </w:r>
           </w:p>
         </w:tc>
@@ -262,7 +262,7 @@
             <w:r/>
             <w:r>
               <w:rPr>
-                <w:rFonts w:ascii="FangSong_GB2312" w:hAnsi="FangSong_GB2312" w:eastAsia="FangSong_GB2312" w:cs="FangSong_GB2312"/>
+                <w:rFonts w:ascii="Songti SC" w:hAnsi="Songti SC" w:eastAsia="Songti SC" w:cs="Songti SC"/>
                 <w:b w:val="0"/>
                 <w:sz w:val="18"/>
               </w:rPr>
@@ -288,7 +288,7 @@
             <w:r/>
             <w:r>
               <w:rPr>
-                <w:rFonts w:ascii="FangSong_GB2312" w:hAnsi="FangSong_GB2312" w:eastAsia="FangSong_GB2312" w:cs="FangSong_GB2312"/>
+                <w:rFonts w:ascii="Songti SC" w:hAnsi="Songti SC" w:eastAsia="Songti SC" w:cs="Songti SC"/>
                 <w:b w:val="0"/>
                 <w:sz w:val="18"/>
               </w:rPr>
@@ -316,7 +316,7 @@
             <w:r/>
             <w:r>
               <w:rPr>
-                <w:rFonts w:ascii="FangSong_GB2312" w:hAnsi="FangSong_GB2312" w:eastAsia="FangSong_GB2312" w:cs="FangSong_GB2312"/>
+                <w:rFonts w:ascii="Songti SC" w:hAnsi="Songti SC" w:eastAsia="Songti SC" w:cs="Songti SC"/>
                 <w:b w:val="0"/>
                 <w:sz w:val="18"/>
               </w:rPr>
@@ -342,7 +342,7 @@
             <w:r/>
             <w:r>
               <w:rPr>
-                <w:rFonts w:ascii="FangSong_GB2312" w:hAnsi="FangSong_GB2312" w:eastAsia="FangSong_GB2312" w:cs="FangSong_GB2312"/>
+                <w:rFonts w:ascii="Songti SC" w:hAnsi="Songti SC" w:eastAsia="Songti SC" w:cs="Songti SC"/>
                 <w:b w:val="0"/>
                 <w:sz w:val="18"/>
               </w:rPr>
@@ -370,7 +370,7 @@
             <w:r/>
             <w:r>
               <w:rPr>
-                <w:rFonts w:ascii="FangSong_GB2312" w:hAnsi="FangSong_GB2312" w:eastAsia="FangSong_GB2312" w:cs="FangSong_GB2312"/>
+                <w:rFonts w:ascii="Songti SC" w:hAnsi="Songti SC" w:eastAsia="Songti SC" w:cs="Songti SC"/>
                 <w:b w:val="0"/>
                 <w:sz w:val="18"/>
               </w:rPr>
@@ -396,7 +396,7 @@
             <w:r/>
             <w:r>
               <w:rPr>
-                <w:rFonts w:ascii="FangSong_GB2312" w:hAnsi="FangSong_GB2312" w:eastAsia="FangSong_GB2312" w:cs="FangSong_GB2312"/>
+                <w:rFonts w:ascii="Songti SC" w:hAnsi="Songti SC" w:eastAsia="Songti SC" w:cs="Songti SC"/>
                 <w:b w:val="0"/>
                 <w:sz w:val="18"/>
               </w:rPr>
@@ -424,7 +424,7 @@
             <w:r/>
             <w:r>
               <w:rPr>
-                <w:rFonts w:ascii="FangSong_GB2312" w:hAnsi="FangSong_GB2312" w:eastAsia="FangSong_GB2312" w:cs="FangSong_GB2312"/>
+                <w:rFonts w:ascii="Songti SC" w:hAnsi="Songti SC" w:eastAsia="Songti SC" w:cs="Songti SC"/>
                 <w:b w:val="0"/>
                 <w:sz w:val="18"/>
               </w:rPr>
@@ -450,7 +450,7 @@
             <w:r/>
             <w:r>
               <w:rPr>
-                <w:rFonts w:ascii="FangSong_GB2312" w:hAnsi="FangSong_GB2312" w:eastAsia="FangSong_GB2312" w:cs="FangSong_GB2312"/>
+                <w:rFonts w:ascii="Songti SC" w:hAnsi="Songti SC" w:eastAsia="Songti SC" w:cs="Songti SC"/>
                 <w:b w:val="0"/>
                 <w:sz w:val="18"/>
               </w:rPr>
@@ -478,7 +478,7 @@
             <w:r/>
             <w:r>
               <w:rPr>
-                <w:rFonts w:ascii="FangSong_GB2312" w:hAnsi="FangSong_GB2312" w:eastAsia="FangSong_GB2312" w:cs="FangSong_GB2312"/>
+                <w:rFonts w:ascii="Songti SC" w:hAnsi="Songti SC" w:eastAsia="Songti SC" w:cs="Songti SC"/>
                 <w:b w:val="0"/>
                 <w:sz w:val="18"/>
               </w:rPr>
@@ -504,7 +504,7 @@
             <w:r/>
             <w:r>
               <w:rPr>
-                <w:rFonts w:ascii="FangSong_GB2312" w:hAnsi="FangSong_GB2312" w:eastAsia="FangSong_GB2312" w:cs="FangSong_GB2312"/>
+                <w:rFonts w:ascii="Songti SC" w:hAnsi="Songti SC" w:eastAsia="Songti SC" w:cs="Songti SC"/>
                 <w:b w:val="0"/>
                 <w:sz w:val="18"/>
               </w:rPr>
@@ -569,7 +569,7 @@
             <w:r/>
             <w:r>
               <w:rPr>
-                <w:rFonts w:ascii="FangSong_GB2312" w:hAnsi="FangSong_GB2312" w:eastAsia="FangSong_GB2312" w:cs="FangSong_GB2312"/>
+                <w:rFonts w:ascii="Songti SC" w:hAnsi="Songti SC" w:eastAsia="Songti SC" w:cs="Songti SC"/>
                 <w:b/>
                 <w:sz w:val="18"/>
               </w:rPr>
@@ -596,7 +596,7 @@
             <w:r/>
             <w:r>
               <w:rPr>
-                <w:rFonts w:ascii="FangSong_GB2312" w:hAnsi="FangSong_GB2312" w:eastAsia="FangSong_GB2312" w:cs="FangSong_GB2312"/>
+                <w:rFonts w:ascii="Songti SC" w:hAnsi="Songti SC" w:eastAsia="Songti SC" w:cs="Songti SC"/>
                 <w:b/>
                 <w:sz w:val="18"/>
               </w:rPr>
@@ -623,7 +623,7 @@
             <w:r/>
             <w:r>
               <w:rPr>
-                <w:rFonts w:ascii="FangSong_GB2312" w:hAnsi="FangSong_GB2312" w:eastAsia="FangSong_GB2312" w:cs="FangSong_GB2312"/>
+                <w:rFonts w:ascii="Songti SC" w:hAnsi="Songti SC" w:eastAsia="Songti SC" w:cs="Songti SC"/>
                 <w:b/>
                 <w:sz w:val="18"/>
               </w:rPr>
@@ -650,7 +650,7 @@
             <w:r/>
             <w:r>
               <w:rPr>
-                <w:rFonts w:ascii="FangSong_GB2312" w:hAnsi="FangSong_GB2312" w:eastAsia="FangSong_GB2312" w:cs="FangSong_GB2312"/>
+                <w:rFonts w:ascii="Songti SC" w:hAnsi="Songti SC" w:eastAsia="Songti SC" w:cs="Songti SC"/>
                 <w:b/>
                 <w:sz w:val="18"/>
               </w:rPr>
@@ -678,11 +678,11 @@
             <w:r/>
             <w:r>
               <w:rPr>
-                <w:rFonts w:ascii="FangSong_GB2312" w:hAnsi="FangSong_GB2312" w:eastAsia="FangSong_GB2312" w:cs="FangSong_GB2312"/>
+                <w:rFonts w:ascii="Songti SC" w:hAnsi="Songti SC" w:eastAsia="Songti SC" w:cs="Songti SC"/>
                 <w:b w:val="0"/>
                 <w:sz w:val="18"/>
               </w:rPr>
-              <w:t>v2.3 candidate</w:t>
+              <w:t>v2.5 candidate</w:t>
             </w:r>
           </w:p>
         </w:tc>
@@ -704,11 +704,11 @@
             <w:r/>
             <w:r>
               <w:rPr>
-                <w:rFonts w:ascii="FangSong_GB2312" w:hAnsi="FangSong_GB2312" w:eastAsia="FangSong_GB2312" w:cs="FangSong_GB2312"/>
+                <w:rFonts w:ascii="Songti SC" w:hAnsi="Songti SC" w:eastAsia="Songti SC" w:cs="Songti SC"/>
                 <w:b w:val="0"/>
                 <w:sz w:val="18"/>
               </w:rPr>
-              <w:t>2026-08-27</w:t>
+              <w:t>2026-08-28</w:t>
             </w:r>
           </w:p>
         </w:tc>
@@ -730,7 +730,7 @@
             <w:r/>
             <w:r>
               <w:rPr>
-                <w:rFonts w:ascii="FangSong_GB2312" w:hAnsi="FangSong_GB2312" w:eastAsia="FangSong_GB2312" w:cs="FangSong_GB2312"/>
+                <w:rFonts w:ascii="Songti SC" w:hAnsi="Songti SC" w:eastAsia="Songti SC" w:cs="Songti SC"/>
                 <w:b w:val="0"/>
                 <w:sz w:val="18"/>
               </w:rPr>
@@ -756,7 +756,7 @@
             <w:r/>
             <w:r>
               <w:rPr>
-                <w:rFonts w:ascii="FangSong_GB2312" w:hAnsi="FangSong_GB2312" w:eastAsia="FangSong_GB2312" w:cs="FangSong_GB2312"/>
+                <w:rFonts w:ascii="Songti SC" w:hAnsi="Songti SC" w:eastAsia="Songti SC" w:cs="Songti SC"/>
                 <w:b w:val="0"/>
                 <w:sz w:val="18"/>
               </w:rPr>
@@ -794,7 +794,7 @@
       </w:pPr>
       <w:r>
         <w:rPr>
-          <w:rFonts w:ascii="FangSong_GB2312" w:hAnsi="FangSong_GB2312" w:eastAsia="FangSong_GB2312" w:cs="FangSong_GB2312"/>
+          <w:rFonts w:ascii="Songti SC" w:hAnsi="Songti SC" w:eastAsia="Songti SC" w:cs="Songti SC"/>
           <w:b w:val="0"/>
           <w:sz w:val="22"/>
         </w:rPr>
@@ -811,7 +811,7 @@
       </w:pPr>
       <w:r>
         <w:rPr>
-          <w:rFonts w:ascii="FangSong_GB2312" w:hAnsi="FangSong_GB2312" w:eastAsia="FangSong_GB2312" w:cs="FangSong_GB2312"/>
+          <w:rFonts w:ascii="Songti SC" w:hAnsi="Songti SC" w:eastAsia="Songti SC" w:cs="Songti SC"/>
           <w:b w:val="0"/>
           <w:sz w:val="22"/>
         </w:rPr>
@@ -828,7 +828,7 @@
       </w:pPr>
       <w:r>
         <w:rPr>
-          <w:rFonts w:ascii="FangSong_GB2312" w:hAnsi="FangSong_GB2312" w:eastAsia="FangSong_GB2312" w:cs="FangSong_GB2312"/>
+          <w:rFonts w:ascii="Songti SC" w:hAnsi="Songti SC" w:eastAsia="Songti SC" w:cs="Songti SC"/>
           <w:b w:val="0"/>
           <w:sz w:val="22"/>
         </w:rPr>
@@ -845,7 +845,7 @@
       </w:pPr>
       <w:r>
         <w:rPr>
-          <w:rFonts w:ascii="FangSong_GB2312" w:hAnsi="FangSong_GB2312" w:eastAsia="FangSong_GB2312" w:cs="FangSong_GB2312"/>
+          <w:rFonts w:ascii="Songti SC" w:hAnsi="Songti SC" w:eastAsia="Songti SC" w:cs="Songti SC"/>
           <w:b w:val="0"/>
           <w:sz w:val="22"/>
         </w:rPr>
@@ -862,7 +862,7 @@
       </w:pPr>
       <w:r>
         <w:rPr>
-          <w:rFonts w:ascii="FangSong_GB2312" w:hAnsi="FangSong_GB2312" w:eastAsia="FangSong_GB2312" w:cs="FangSong_GB2312"/>
+          <w:rFonts w:ascii="Songti SC" w:hAnsi="Songti SC" w:eastAsia="Songti SC" w:cs="Songti SC"/>
           <w:b w:val="0"/>
           <w:sz w:val="22"/>
         </w:rPr>
@@ -879,7 +879,7 @@
       </w:pPr>
       <w:r>
         <w:rPr>
-          <w:rFonts w:ascii="FangSong_GB2312" w:hAnsi="FangSong_GB2312" w:eastAsia="FangSong_GB2312" w:cs="FangSong_GB2312"/>
+          <w:rFonts w:ascii="Songti SC" w:hAnsi="Songti SC" w:eastAsia="Songti SC" w:cs="Songti SC"/>
           <w:b w:val="0"/>
           <w:sz w:val="22"/>
         </w:rPr>
@@ -896,7 +896,7 @@
       </w:pPr>
       <w:r>
         <w:rPr>
-          <w:rFonts w:ascii="FangSong_GB2312" w:hAnsi="FangSong_GB2312" w:eastAsia="FangSong_GB2312" w:cs="FangSong_GB2312"/>
+          <w:rFonts w:ascii="Songti SC" w:hAnsi="Songti SC" w:eastAsia="Songti SC" w:cs="Songti SC"/>
           <w:b w:val="0"/>
           <w:sz w:val="22"/>
         </w:rPr>
@@ -922,11 +922,28 @@
       </w:pPr>
       <w:r>
         <w:rPr>
-          <w:rFonts w:ascii="FangSong_GB2312" w:hAnsi="FangSong_GB2312" w:eastAsia="FangSong_GB2312" w:cs="FangSong_GB2312"/>
+          <w:rFonts w:ascii="Songti SC" w:hAnsi="Songti SC" w:eastAsia="Songti SC" w:cs="Songti SC"/>
           <w:b w:val="0"/>
           <w:sz w:val="22"/>
         </w:rPr>
-        <w:t>本文档适用于 GOLDEN-UART 候选项目。用户已选定 AMD Xilinx Virtex-7 XC7VX690T、</w:t>
+        <w:t>本文档适用于 GOLDEN-UART 候选项目。目标平台已固定为 AMD/Xilinx VC709 Rev 1.0 候选板、</w:t>
+      </w:r>
+      <w:r>
+        <w:rPr>
+          <w:rFonts w:ascii="Courier New" w:hAnsi="Courier New" w:eastAsia="Courier New" w:cs="Courier New"/>
+          <w:b w:val="0"/>
+          <w:color w:val="1F3A5F"/>
+          <w:sz w:val="21"/>
+        </w:rPr>
+        <w:t>xc7vx690tffg1761-2</w:t>
+      </w:r>
+      <w:r>
+        <w:rPr>
+          <w:rFonts w:ascii="Songti SC" w:hAnsi="Songti SC" w:eastAsia="Songti SC" w:cs="Songti SC"/>
+          <w:b w:val="0"/>
+          <w:sz w:val="22"/>
+        </w:rPr>
+        <w:t>、</w:t>
       </w:r>
       <w:r>
         <w:rPr>
@@ -939,7 +956,7 @@
       </w:r>
       <w:r>
         <w:rPr>
-          <w:rFonts w:ascii="FangSong_GB2312" w:hAnsi="FangSong_GB2312" w:eastAsia="FangSong_GB2312" w:cs="FangSong_GB2312"/>
+          <w:rFonts w:ascii="Songti SC" w:hAnsi="Songti SC" w:eastAsia="Songti SC" w:cs="Songti SC"/>
           <w:b w:val="0"/>
           <w:sz w:val="22"/>
         </w:rPr>
@@ -956,11 +973,11 @@
       </w:r>
       <w:r>
         <w:rPr>
-          <w:rFonts w:ascii="FangSong_GB2312" w:hAnsi="FangSong_GB2312" w:eastAsia="FangSong_GB2312" w:cs="FangSong_GB2312"/>
+          <w:rFonts w:ascii="Songti SC" w:hAnsi="Songti SC" w:eastAsia="Songti SC" w:cs="Songti SC"/>
           <w:b w:val="0"/>
           <w:sz w:val="22"/>
         </w:rPr>
-        <w:t xml:space="preserve"> 板级包装、板载 USB-UART、100 MHz 核时钟、9600 bit/s 8N1 基线与 115200 bit/s 扩展回归。候选 Vivado part 为 </w:t>
+        <w:t xml:space="preserve"> 板级包装、200 MHz 差分板钟经 MMCM生成 100 MHz 核时钟，以及板载 CP2103 USB-UART。真实 Connector/Vivado 2021.1 已返回精确 part，9600 与 115200 两组 XSim、综合和停在码流前的实现均已通过 Mac→66 直连形成修订后 </w:t>
       </w:r>
       <w:r>
         <w:rPr>
@@ -969,32 +986,15 @@
           <w:color w:val="1F3A5F"/>
           <w:sz w:val="21"/>
         </w:rPr>
-        <w:t>xc7vx690tffg1761-2</w:t>
+        <w:t>DIFF_SSTL15</w:t>
       </w:r>
       <w:r>
         <w:rPr>
-          <w:rFonts w:ascii="FangSong_GB2312" w:hAnsi="FangSong_GB2312" w:eastAsia="FangSong_GB2312" w:cs="FangSong_GB2312"/>
+          <w:rFonts w:ascii="Songti SC" w:hAnsi="Songti SC" w:eastAsia="Songti SC" w:cs="Songti SC"/>
           <w:b w:val="0"/>
           <w:sz w:val="22"/>
         </w:rPr>
-        <w:t xml:space="preserve">，但已知 worker-66/Vivado 2021.1 不包含它，新 Connector 尚未用 </w:t>
-      </w:r>
-      <w:r>
-        <w:rPr>
-          <w:rFonts w:ascii="Courier New" w:hAnsi="Courier New" w:eastAsia="Courier New" w:cs="Courier New"/>
-          <w:b w:val="0"/>
-          <w:color w:val="1F3A5F"/>
-          <w:sz w:val="21"/>
-        </w:rPr>
-        <w:t>get_parts -quiet xc7vx690t*</w:t>
-      </w:r>
-      <w:r>
-        <w:rPr>
-          <w:rFonts w:ascii="FangSong_GB2312" w:hAnsi="FangSong_GB2312" w:eastAsia="FangSong_GB2312" w:cs="FangSong_GB2312"/>
-          <w:b w:val="0"/>
-          <w:sz w:val="22"/>
-        </w:rPr>
-        <w:t xml:space="preserve"> 确认。</w:t>
+        <w:t xml:space="preserve"> exploratory/candidate 证据。</w:t>
       </w:r>
     </w:p>
     <w:p>
@@ -1003,11 +1003,11 @@
       </w:pPr>
       <w:r>
         <w:rPr>
-          <w:rFonts w:ascii="FangSong_GB2312" w:hAnsi="FangSong_GB2312" w:eastAsia="FangSong_GB2312" w:cs="FangSong_GB2312"/>
+          <w:rFonts w:ascii="Songti SC" w:hAnsi="Songti SC" w:eastAsia="Songti SC" w:cs="Songti SC"/>
           <w:b w:val="0"/>
           <w:sz w:val="22"/>
         </w:rPr>
-        <w:t>当前仅支持核级仿真/审查使用，不支持板级固化或装备运行。</w:t>
+        <w:t>当前支持核级仿真、候选板级包装审查和预码流实现复现，不支持板级固化或装备运行。</w:t>
       </w:r>
     </w:p>
     <w:p>
@@ -1054,7 +1054,7 @@
             <w:r/>
             <w:r>
               <w:rPr>
-                <w:rFonts w:ascii="FangSong_GB2312" w:hAnsi="FangSong_GB2312" w:eastAsia="FangSong_GB2312" w:cs="FangSong_GB2312"/>
+                <w:rFonts w:ascii="Songti SC" w:hAnsi="Songti SC" w:eastAsia="Songti SC" w:cs="Songti SC"/>
                 <w:b/>
                 <w:sz w:val="18"/>
               </w:rPr>
@@ -1081,7 +1081,7 @@
             <w:r/>
             <w:r>
               <w:rPr>
-                <w:rFonts w:ascii="FangSong_GB2312" w:hAnsi="FangSong_GB2312" w:eastAsia="FangSong_GB2312" w:cs="FangSong_GB2312"/>
+                <w:rFonts w:ascii="Songti SC" w:hAnsi="Songti SC" w:eastAsia="Songti SC" w:cs="Songti SC"/>
                 <w:b/>
                 <w:sz w:val="18"/>
               </w:rPr>
@@ -1108,7 +1108,7 @@
             <w:r/>
             <w:r>
               <w:rPr>
-                <w:rFonts w:ascii="FangSong_GB2312" w:hAnsi="FangSong_GB2312" w:eastAsia="FangSong_GB2312" w:cs="FangSong_GB2312"/>
+                <w:rFonts w:ascii="Songti SC" w:hAnsi="Songti SC" w:eastAsia="Songti SC" w:cs="Songti SC"/>
                 <w:b/>
                 <w:sz w:val="18"/>
               </w:rPr>
@@ -1136,7 +1136,247 @@
             <w:r/>
             <w:r>
               <w:rPr>
-                <w:rFonts w:ascii="FangSong_GB2312" w:hAnsi="FangSong_GB2312" w:eastAsia="FangSong_GB2312" w:cs="FangSong_GB2312"/>
+                <w:rFonts w:ascii="Songti SC" w:hAnsi="Songti SC" w:eastAsia="Songti SC" w:cs="Songti SC"/>
+                <w:b w:val="0"/>
+                <w:sz w:val="18"/>
+              </w:rPr>
+              <w:t>GB/T 11457-2006</w:t>
+            </w:r>
+          </w:p>
+        </w:tc>
+        <w:tc>
+          <w:tcPr>
+            <w:tcW w:type="dxa" w:w="3610"/>
+            <w:vAlign w:val="center"/>
+            <w:tcMar>
+              <w:top w:w="80" w:type="dxa"/>
+              <w:start w:w="120" w:type="dxa"/>
+              <w:bottom w:w="80" w:type="dxa"/>
+              <w:end w:w="120" w:type="dxa"/>
+            </w:tcMar>
+          </w:tcPr>
+          <w:p>
+            <w:pPr>
+              <w:spacing w:after="0"/>
+            </w:pPr>
+            <w:r/>
+            <w:r>
+              <w:rPr>
+                <w:rFonts w:ascii="Songti SC" w:hAnsi="Songti SC" w:eastAsia="Songti SC" w:cs="Songti SC"/>
+                <w:b w:val="0"/>
+                <w:sz w:val="18"/>
+              </w:rPr>
+              <w:t>软件工程术语</w:t>
+            </w:r>
+          </w:p>
+        </w:tc>
+        <w:tc>
+          <w:tcPr>
+            <w:tcW w:type="dxa" w:w="3610"/>
+            <w:vAlign w:val="center"/>
+            <w:tcMar>
+              <w:top w:w="80" w:type="dxa"/>
+              <w:start w:w="120" w:type="dxa"/>
+              <w:bottom w:w="80" w:type="dxa"/>
+              <w:end w:w="120" w:type="dxa"/>
+            </w:tcMar>
+          </w:tcPr>
+          <w:p>
+            <w:pPr>
+              <w:spacing w:after="0"/>
+            </w:pPr>
+            <w:r/>
+            <w:r>
+              <w:rPr>
+                <w:rFonts w:ascii="Songti SC" w:hAnsi="Songti SC" w:eastAsia="Songti SC" w:cs="Songti SC"/>
+                <w:b w:val="0"/>
+                <w:sz w:val="18"/>
+              </w:rPr>
+              <w:t>国家标准全文公开系统原始 PDF；受控性待审核</w:t>
+            </w:r>
+          </w:p>
+        </w:tc>
+      </w:tr>
+      <w:tr>
+        <w:tc>
+          <w:tcPr>
+            <w:tcW w:type="dxa" w:w="1805"/>
+            <w:vAlign w:val="center"/>
+            <w:tcMar>
+              <w:top w:w="80" w:type="dxa"/>
+              <w:start w:w="120" w:type="dxa"/>
+              <w:bottom w:w="80" w:type="dxa"/>
+              <w:end w:w="120" w:type="dxa"/>
+            </w:tcMar>
+          </w:tcPr>
+          <w:p>
+            <w:pPr>
+              <w:spacing w:after="0"/>
+            </w:pPr>
+            <w:r/>
+            <w:r>
+              <w:rPr>
+                <w:rFonts w:ascii="Songti SC" w:hAnsi="Songti SC" w:eastAsia="Songti SC" w:cs="Songti SC"/>
+                <w:b w:val="0"/>
+                <w:sz w:val="18"/>
+              </w:rPr>
+              <w:t>GJB 2786A-2009</w:t>
+            </w:r>
+          </w:p>
+        </w:tc>
+        <w:tc>
+          <w:tcPr>
+            <w:tcW w:type="dxa" w:w="3610"/>
+            <w:vAlign w:val="center"/>
+            <w:tcMar>
+              <w:top w:w="80" w:type="dxa"/>
+              <w:start w:w="120" w:type="dxa"/>
+              <w:bottom w:w="80" w:type="dxa"/>
+              <w:end w:w="120" w:type="dxa"/>
+            </w:tcMar>
+          </w:tcPr>
+          <w:p>
+            <w:pPr>
+              <w:spacing w:after="0"/>
+            </w:pPr>
+            <w:r/>
+            <w:r>
+              <w:rPr>
+                <w:rFonts w:ascii="Songti SC" w:hAnsi="Songti SC" w:eastAsia="Songti SC" w:cs="Songti SC"/>
+                <w:b w:val="0"/>
+                <w:sz w:val="18"/>
+              </w:rPr>
+              <w:t>军用软件开发通用要求</w:t>
+            </w:r>
+          </w:p>
+        </w:tc>
+        <w:tc>
+          <w:tcPr>
+            <w:tcW w:type="dxa" w:w="3610"/>
+            <w:vAlign w:val="center"/>
+            <w:tcMar>
+              <w:top w:w="80" w:type="dxa"/>
+              <w:start w:w="120" w:type="dxa"/>
+              <w:bottom w:w="80" w:type="dxa"/>
+              <w:end w:w="120" w:type="dxa"/>
+            </w:tcMar>
+          </w:tcPr>
+          <w:p>
+            <w:pPr>
+              <w:spacing w:after="0"/>
+            </w:pPr>
+            <w:r/>
+            <w:r>
+              <w:rPr>
+                <w:rFonts w:ascii="Songti SC" w:hAnsi="Songti SC" w:eastAsia="Songti SC" w:cs="Songti SC"/>
+                <w:b w:val="0"/>
+                <w:sz w:val="18"/>
+              </w:rPr>
+              <w:t>仓库完整重建件及用户副本交叉核对；受控性待审核</w:t>
+            </w:r>
+          </w:p>
+        </w:tc>
+      </w:tr>
+      <w:tr>
+        <w:tc>
+          <w:tcPr>
+            <w:tcW w:type="dxa" w:w="1805"/>
+            <w:vAlign w:val="center"/>
+            <w:tcMar>
+              <w:top w:w="80" w:type="dxa"/>
+              <w:start w:w="120" w:type="dxa"/>
+              <w:bottom w:w="80" w:type="dxa"/>
+              <w:end w:w="120" w:type="dxa"/>
+            </w:tcMar>
+          </w:tcPr>
+          <w:p>
+            <w:pPr>
+              <w:spacing w:after="0"/>
+            </w:pPr>
+            <w:r/>
+            <w:r>
+              <w:rPr>
+                <w:rFonts w:ascii="Songti SC" w:hAnsi="Songti SC" w:eastAsia="Songti SC" w:cs="Songti SC"/>
+                <w:b w:val="0"/>
+                <w:sz w:val="18"/>
+              </w:rPr>
+              <w:t>GJB 5235-2004</w:t>
+            </w:r>
+          </w:p>
+        </w:tc>
+        <w:tc>
+          <w:tcPr>
+            <w:tcW w:type="dxa" w:w="3610"/>
+            <w:vAlign w:val="center"/>
+            <w:tcMar>
+              <w:top w:w="80" w:type="dxa"/>
+              <w:start w:w="120" w:type="dxa"/>
+              <w:bottom w:w="80" w:type="dxa"/>
+              <w:end w:w="120" w:type="dxa"/>
+            </w:tcMar>
+          </w:tcPr>
+          <w:p>
+            <w:pPr>
+              <w:spacing w:after="0"/>
+            </w:pPr>
+            <w:r/>
+            <w:r>
+              <w:rPr>
+                <w:rFonts w:ascii="Songti SC" w:hAnsi="Songti SC" w:eastAsia="Songti SC" w:cs="Songti SC"/>
+                <w:b w:val="0"/>
+                <w:sz w:val="18"/>
+              </w:rPr>
+              <w:t>军用软件配置管理</w:t>
+            </w:r>
+          </w:p>
+        </w:tc>
+        <w:tc>
+          <w:tcPr>
+            <w:tcW w:type="dxa" w:w="3610"/>
+            <w:vAlign w:val="center"/>
+            <w:tcMar>
+              <w:top w:w="80" w:type="dxa"/>
+              <w:start w:w="120" w:type="dxa"/>
+              <w:bottom w:w="80" w:type="dxa"/>
+              <w:end w:w="120" w:type="dxa"/>
+            </w:tcMar>
+          </w:tcPr>
+          <w:p>
+            <w:pPr>
+              <w:spacing w:after="0"/>
+            </w:pPr>
+            <w:r/>
+            <w:r>
+              <w:rPr>
+                <w:rFonts w:ascii="Songti SC" w:hAnsi="Songti SC" w:eastAsia="Songti SC" w:cs="Songti SC"/>
+                <w:b w:val="0"/>
+                <w:sz w:val="18"/>
+              </w:rPr>
+              <w:t>仓库完整重建件及用户副本交叉核对；受控性待审核</w:t>
+            </w:r>
+          </w:p>
+        </w:tc>
+      </w:tr>
+      <w:tr>
+        <w:tc>
+          <w:tcPr>
+            <w:tcW w:type="dxa" w:w="1805"/>
+            <w:vAlign w:val="center"/>
+            <w:tcMar>
+              <w:top w:w="80" w:type="dxa"/>
+              <w:start w:w="120" w:type="dxa"/>
+              <w:bottom w:w="80" w:type="dxa"/>
+              <w:end w:w="120" w:type="dxa"/>
+            </w:tcMar>
+          </w:tcPr>
+          <w:p>
+            <w:pPr>
+              <w:spacing w:after="0"/>
+            </w:pPr>
+            <w:r/>
+            <w:r>
+              <w:rPr>
+                <w:rFonts w:ascii="Songti SC" w:hAnsi="Songti SC" w:eastAsia="Songti SC" w:cs="Songti SC"/>
                 <w:b w:val="0"/>
                 <w:sz w:val="18"/>
               </w:rPr>
@@ -1162,7 +1402,7 @@
             <w:r/>
             <w:r>
               <w:rPr>
-                <w:rFonts w:ascii="FangSong_GB2312" w:hAnsi="FangSong_GB2312" w:eastAsia="FangSong_GB2312" w:cs="FangSong_GB2312"/>
+                <w:rFonts w:ascii="Songti SC" w:hAnsi="Songti SC" w:eastAsia="Songti SC" w:cs="Songti SC"/>
                 <w:b w:val="0"/>
                 <w:sz w:val="18"/>
               </w:rPr>
@@ -1188,7 +1428,7 @@
             <w:r/>
             <w:r>
               <w:rPr>
-                <w:rFonts w:ascii="FangSong_GB2312" w:hAnsi="FangSong_GB2312" w:eastAsia="FangSong_GB2312" w:cs="FangSong_GB2312"/>
+                <w:rFonts w:ascii="Songti SC" w:hAnsi="Songti SC" w:eastAsia="Songti SC" w:cs="Songti SC"/>
                 <w:b w:val="0"/>
                 <w:sz w:val="18"/>
               </w:rPr>
@@ -1216,7 +1456,7 @@
             <w:r/>
             <w:r>
               <w:rPr>
-                <w:rFonts w:ascii="FangSong_GB2312" w:hAnsi="FangSong_GB2312" w:eastAsia="FangSong_GB2312" w:cs="FangSong_GB2312"/>
+                <w:rFonts w:ascii="Songti SC" w:hAnsi="Songti SC" w:eastAsia="Songti SC" w:cs="Songti SC"/>
                 <w:b w:val="0"/>
                 <w:sz w:val="18"/>
               </w:rPr>
@@ -1242,7 +1482,7 @@
             <w:r/>
             <w:r>
               <w:rPr>
-                <w:rFonts w:ascii="FangSong_GB2312" w:hAnsi="FangSong_GB2312" w:eastAsia="FangSong_GB2312" w:cs="FangSong_GB2312"/>
+                <w:rFonts w:ascii="Songti SC" w:hAnsi="Songti SC" w:eastAsia="Songti SC" w:cs="Songti SC"/>
                 <w:b w:val="0"/>
                 <w:sz w:val="18"/>
               </w:rPr>
@@ -1268,7 +1508,7 @@
             <w:r/>
             <w:r>
               <w:rPr>
-                <w:rFonts w:ascii="FangSong_GB2312" w:hAnsi="FangSong_GB2312" w:eastAsia="FangSong_GB2312" w:cs="FangSong_GB2312"/>
+                <w:rFonts w:ascii="Songti SC" w:hAnsi="Songti SC" w:eastAsia="Songti SC" w:cs="Songti SC"/>
                 <w:b w:val="0"/>
                 <w:sz w:val="18"/>
               </w:rPr>
@@ -1296,7 +1536,7 @@
             <w:r/>
             <w:r>
               <w:rPr>
-                <w:rFonts w:ascii="FangSong_GB2312" w:hAnsi="FangSong_GB2312" w:eastAsia="FangSong_GB2312" w:cs="FangSong_GB2312"/>
+                <w:rFonts w:ascii="Songti SC" w:hAnsi="Songti SC" w:eastAsia="Songti SC" w:cs="Songti SC"/>
                 <w:b w:val="0"/>
                 <w:sz w:val="18"/>
               </w:rPr>
@@ -1322,7 +1562,7 @@
             <w:r/>
             <w:r>
               <w:rPr>
-                <w:rFonts w:ascii="FangSong_GB2312" w:hAnsi="FangSong_GB2312" w:eastAsia="FangSong_GB2312" w:cs="FangSong_GB2312"/>
+                <w:rFonts w:ascii="Songti SC" w:hAnsi="Songti SC" w:eastAsia="Songti SC" w:cs="Songti SC"/>
                 <w:b w:val="0"/>
                 <w:sz w:val="18"/>
               </w:rPr>
@@ -1348,7 +1588,7 @@
             <w:r/>
             <w:r>
               <w:rPr>
-                <w:rFonts w:ascii="FangSong_GB2312" w:hAnsi="FangSong_GB2312" w:eastAsia="FangSong_GB2312" w:cs="FangSong_GB2312"/>
+                <w:rFonts w:ascii="Songti SC" w:hAnsi="Songti SC" w:eastAsia="Songti SC" w:cs="Songti SC"/>
                 <w:b w:val="0"/>
                 <w:sz w:val="18"/>
               </w:rPr>
@@ -1376,7 +1616,7 @@
             <w:r/>
             <w:r>
               <w:rPr>
-                <w:rFonts w:ascii="FangSong_GB2312" w:hAnsi="FangSong_GB2312" w:eastAsia="FangSong_GB2312" w:cs="FangSong_GB2312"/>
+                <w:rFonts w:ascii="Songti SC" w:hAnsi="Songti SC" w:eastAsia="Songti SC" w:cs="Songti SC"/>
                 <w:b w:val="0"/>
                 <w:sz w:val="18"/>
               </w:rPr>
@@ -1402,7 +1642,7 @@
             <w:r/>
             <w:r>
               <w:rPr>
-                <w:rFonts w:ascii="FangSong_GB2312" w:hAnsi="FangSong_GB2312" w:eastAsia="FangSong_GB2312" w:cs="FangSong_GB2312"/>
+                <w:rFonts w:ascii="Songti SC" w:hAnsi="Songti SC" w:eastAsia="Songti SC" w:cs="Songti SC"/>
                 <w:b w:val="0"/>
                 <w:sz w:val="18"/>
               </w:rPr>
@@ -1428,7 +1668,7 @@
             <w:r/>
             <w:r>
               <w:rPr>
-                <w:rFonts w:ascii="FangSong_GB2312" w:hAnsi="FangSong_GB2312" w:eastAsia="FangSong_GB2312" w:cs="FangSong_GB2312"/>
+                <w:rFonts w:ascii="Songti SC" w:hAnsi="Songti SC" w:eastAsia="Songti SC" w:cs="Songti SC"/>
                 <w:b w:val="0"/>
                 <w:sz w:val="18"/>
               </w:rPr>
@@ -1456,7 +1696,87 @@
             <w:r/>
             <w:r>
               <w:rPr>
-                <w:rFonts w:ascii="FangSong_GB2312" w:hAnsi="FangSong_GB2312" w:eastAsia="FangSong_GB2312" w:cs="FangSong_GB2312"/>
+                <w:rFonts w:ascii="Songti SC" w:hAnsi="Songti SC" w:eastAsia="Songti SC" w:cs="Songti SC"/>
+                <w:b w:val="0"/>
+                <w:sz w:val="18"/>
+              </w:rPr>
+              <w:t>GB/T 8566-2022</w:t>
+            </w:r>
+          </w:p>
+        </w:tc>
+        <w:tc>
+          <w:tcPr>
+            <w:tcW w:type="dxa" w:w="3610"/>
+            <w:vAlign w:val="center"/>
+            <w:tcMar>
+              <w:top w:w="80" w:type="dxa"/>
+              <w:start w:w="120" w:type="dxa"/>
+              <w:bottom w:w="80" w:type="dxa"/>
+              <w:end w:w="120" w:type="dxa"/>
+            </w:tcMar>
+          </w:tcPr>
+          <w:p>
+            <w:pPr>
+              <w:spacing w:after="0"/>
+            </w:pPr>
+            <w:r/>
+            <w:r>
+              <w:rPr>
+                <w:rFonts w:ascii="Songti SC" w:hAnsi="Songti SC" w:eastAsia="Songti SC" w:cs="Songti SC"/>
+                <w:b w:val="0"/>
+                <w:sz w:val="18"/>
+              </w:rPr>
+              <w:t>系统与软件工程 软件生存周期过程</w:t>
+            </w:r>
+          </w:p>
+        </w:tc>
+        <w:tc>
+          <w:tcPr>
+            <w:tcW w:type="dxa" w:w="3610"/>
+            <w:vAlign w:val="center"/>
+            <w:tcMar>
+              <w:top w:w="80" w:type="dxa"/>
+              <w:start w:w="120" w:type="dxa"/>
+              <w:bottom w:w="80" w:type="dxa"/>
+              <w:end w:w="120" w:type="dxa"/>
+            </w:tcMar>
+          </w:tcPr>
+          <w:p>
+            <w:pPr>
+              <w:spacing w:after="0"/>
+            </w:pPr>
+            <w:r/>
+            <w:r>
+              <w:rPr>
+                <w:rFonts w:ascii="Songti SC" w:hAnsi="Songti SC" w:eastAsia="Songti SC" w:cs="Songti SC"/>
+                <w:b w:val="0"/>
+                <w:sz w:val="18"/>
+              </w:rPr>
+              <w:t>用户已定位原文；仓库尚未同步、哈希和版本复核</w:t>
+            </w:r>
+          </w:p>
+        </w:tc>
+      </w:tr>
+      <w:tr>
+        <w:tc>
+          <w:tcPr>
+            <w:tcW w:type="dxa" w:w="1805"/>
+            <w:vAlign w:val="center"/>
+            <w:tcMar>
+              <w:top w:w="80" w:type="dxa"/>
+              <w:start w:w="120" w:type="dxa"/>
+              <w:bottom w:w="80" w:type="dxa"/>
+              <w:end w:w="120" w:type="dxa"/>
+            </w:tcMar>
+          </w:tcPr>
+          <w:p>
+            <w:pPr>
+              <w:spacing w:after="0"/>
+            </w:pPr>
+            <w:r/>
+            <w:r>
+              <w:rPr>
+                <w:rFonts w:ascii="Songti SC" w:hAnsi="Songti SC" w:eastAsia="Songti SC" w:cs="Songti SC"/>
                 <w:b w:val="0"/>
                 <w:sz w:val="18"/>
               </w:rPr>
@@ -1482,7 +1802,7 @@
             <w:r/>
             <w:r>
               <w:rPr>
-                <w:rFonts w:ascii="FangSong_GB2312" w:hAnsi="FangSong_GB2312" w:eastAsia="FangSong_GB2312" w:cs="FangSong_GB2312"/>
+                <w:rFonts w:ascii="Songti SC" w:hAnsi="Songti SC" w:eastAsia="Songti SC" w:cs="Songti SC"/>
                 <w:b w:val="0"/>
                 <w:sz w:val="18"/>
               </w:rPr>
@@ -1508,11 +1828,11 @@
             <w:r/>
             <w:r>
               <w:rPr>
-                <w:rFonts w:ascii="FangSong_GB2312" w:hAnsi="FangSong_GB2312" w:eastAsia="FangSong_GB2312" w:cs="FangSong_GB2312"/>
+                <w:rFonts w:ascii="Songti SC" w:hAnsi="Songti SC" w:eastAsia="Songti SC" w:cs="Songti SC"/>
                 <w:b w:val="0"/>
                 <w:sz w:val="18"/>
               </w:rPr>
-              <w:t>v2.3 candidate</w:t>
+              <w:t>v2.5 candidate</w:t>
             </w:r>
           </w:p>
         </w:tc>
@@ -1537,11 +1857,11 @@
       </w:pPr>
       <w:r>
         <w:rPr>
-          <w:rFonts w:ascii="FangSong_GB2312" w:hAnsi="FangSong_GB2312" w:eastAsia="FangSong_GB2312" w:cs="FangSong_GB2312"/>
+          <w:rFonts w:ascii="Songti SC" w:hAnsi="Songti SC" w:eastAsia="Songti SC" w:cs="Songti SC"/>
           <w:b w:val="0"/>
           <w:sz w:val="22"/>
         </w:rPr>
-        <w:t>全双工 8N1 UART，TX 将并行字节转换为 LSB-first 串行帧，RX 对异步输入同步后中点采样并报告错停止位。</w:t>
+        <w:t>全双工 8N1 UART，TX 将并行字节转换为 LSB-first 串行帧，RX 对异步输入同步后中点采样并报告错停止位；VC709 包装以 115200 bit/s 对 CP2103 进行字节回显。</w:t>
       </w:r>
     </w:p>
     <w:p>
@@ -1587,7 +1907,7 @@
             <w:r/>
             <w:r>
               <w:rPr>
-                <w:rFonts w:ascii="FangSong_GB2312" w:hAnsi="FangSong_GB2312" w:eastAsia="FangSong_GB2312" w:cs="FangSong_GB2312"/>
+                <w:rFonts w:ascii="Songti SC" w:hAnsi="Songti SC" w:eastAsia="Songti SC" w:cs="Songti SC"/>
                 <w:b/>
                 <w:sz w:val="18"/>
               </w:rPr>
@@ -1614,7 +1934,7 @@
             <w:r/>
             <w:r>
               <w:rPr>
-                <w:rFonts w:ascii="FangSong_GB2312" w:hAnsi="FangSong_GB2312" w:eastAsia="FangSong_GB2312" w:cs="FangSong_GB2312"/>
+                <w:rFonts w:ascii="Songti SC" w:hAnsi="Songti SC" w:eastAsia="Songti SC" w:cs="Songti SC"/>
                 <w:b/>
                 <w:sz w:val="18"/>
               </w:rPr>
@@ -1642,7 +1962,7 @@
             <w:r/>
             <w:r>
               <w:rPr>
-                <w:rFonts w:ascii="FangSong_GB2312" w:hAnsi="FangSong_GB2312" w:eastAsia="FangSong_GB2312" w:cs="FangSong_GB2312"/>
+                <w:rFonts w:ascii="Songti SC" w:hAnsi="Songti SC" w:eastAsia="Songti SC" w:cs="Songti SC"/>
                 <w:b w:val="0"/>
                 <w:sz w:val="18"/>
               </w:rPr>
@@ -1668,11 +1988,11 @@
             <w:r/>
             <w:r>
               <w:rPr>
-                <w:rFonts w:ascii="FangSong_GB2312" w:hAnsi="FangSong_GB2312" w:eastAsia="FangSong_GB2312" w:cs="FangSong_GB2312"/>
+                <w:rFonts w:ascii="Songti SC" w:hAnsi="Songti SC" w:eastAsia="Songti SC" w:cs="Songti SC"/>
                 <w:b w:val="0"/>
                 <w:sz w:val="18"/>
               </w:rPr>
-              <w:t>100 MHz 核级需求；板级来源待确认</w:t>
+              <w:t>VC709 200 MHz 差分 SYSCLK 经 MMCM 生成 100 MHz 核时钟</w:t>
             </w:r>
           </w:p>
         </w:tc>
@@ -1696,7 +2016,7 @@
             <w:r/>
             <w:r>
               <w:rPr>
-                <w:rFonts w:ascii="FangSong_GB2312" w:hAnsi="FangSong_GB2312" w:eastAsia="FangSong_GB2312" w:cs="FangSong_GB2312"/>
+                <w:rFonts w:ascii="Songti SC" w:hAnsi="Songti SC" w:eastAsia="Songti SC" w:cs="Songti SC"/>
                 <w:b w:val="0"/>
                 <w:sz w:val="18"/>
               </w:rPr>
@@ -1722,11 +2042,11 @@
             <w:r/>
             <w:r>
               <w:rPr>
-                <w:rFonts w:ascii="FangSong_GB2312" w:hAnsi="FangSong_GB2312" w:eastAsia="FangSong_GB2312" w:cs="FangSong_GB2312"/>
+                <w:rFonts w:ascii="Songti SC" w:hAnsi="Songti SC" w:eastAsia="Songti SC" w:cs="Songti SC"/>
                 <w:b w:val="0"/>
                 <w:sz w:val="18"/>
               </w:rPr>
-              <w:t>9600 基线；115200 扩展回归</w:t>
+              <w:t>9600 与 115200 均完成 XSim 10/10 候选回归</w:t>
             </w:r>
           </w:p>
         </w:tc>
@@ -1750,7 +2070,7 @@
             <w:r/>
             <w:r>
               <w:rPr>
-                <w:rFonts w:ascii="FangSong_GB2312" w:hAnsi="FangSong_GB2312" w:eastAsia="FangSong_GB2312" w:cs="FangSong_GB2312"/>
+                <w:rFonts w:ascii="Songti SC" w:hAnsi="Songti SC" w:eastAsia="Songti SC" w:cs="Songti SC"/>
                 <w:b w:val="0"/>
                 <w:sz w:val="18"/>
               </w:rPr>
@@ -1776,7 +2096,7 @@
             <w:r/>
             <w:r>
               <w:rPr>
-                <w:rFonts w:ascii="FangSong_GB2312" w:hAnsi="FangSong_GB2312" w:eastAsia="FangSong_GB2312" w:cs="FangSong_GB2312"/>
+                <w:rFonts w:ascii="Songti SC" w:hAnsi="Songti SC" w:eastAsia="Songti SC" w:cs="Songti SC"/>
                 <w:b w:val="0"/>
                 <w:sz w:val="18"/>
               </w:rPr>
@@ -1804,7 +2124,7 @@
             <w:r/>
             <w:r>
               <w:rPr>
-                <w:rFonts w:ascii="FangSong_GB2312" w:hAnsi="FangSong_GB2312" w:eastAsia="FangSong_GB2312" w:cs="FangSong_GB2312"/>
+                <w:rFonts w:ascii="Songti SC" w:hAnsi="Songti SC" w:eastAsia="Songti SC" w:cs="Songti SC"/>
                 <w:b w:val="0"/>
                 <w:sz w:val="18"/>
               </w:rPr>
@@ -1830,11 +2150,20 @@
             <w:r/>
             <w:r>
               <w:rPr>
-                <w:rFonts w:ascii="FangSong_GB2312" w:hAnsi="FangSong_GB2312" w:eastAsia="FangSong_GB2312" w:cs="FangSong_GB2312"/>
+                <w:rFonts w:ascii="Courier New" w:hAnsi="Courier New" w:eastAsia="Courier New" w:cs="Courier New"/>
+                <w:b w:val="0"/>
+                <w:color w:val="1F3A5F"/>
+                <w:sz w:val="17"/>
+              </w:rPr>
+              <w:t>xc7vx690tffg1761-2</w:t>
+            </w:r>
+            <w:r>
+              <w:rPr>
+                <w:rFonts w:ascii="Songti SC" w:hAnsi="Songti SC" w:eastAsia="Songti SC" w:cs="Songti SC"/>
                 <w:b w:val="0"/>
                 <w:sz w:val="18"/>
               </w:rPr>
-              <w:t>XC7VX690T；精确 part 未验证</w:t>
+              <w:t>；Vivado 2021.1 精确查询并完成预码流实现</w:t>
             </w:r>
           </w:p>
         </w:tc>
@@ -1858,7 +2187,7 @@
             <w:r/>
             <w:r>
               <w:rPr>
-                <w:rFonts w:ascii="FangSong_GB2312" w:hAnsi="FangSong_GB2312" w:eastAsia="FangSong_GB2312" w:cs="FangSong_GB2312"/>
+                <w:rFonts w:ascii="Songti SC" w:hAnsi="Songti SC" w:eastAsia="Songti SC" w:cs="Songti SC"/>
                 <w:b w:val="0"/>
                 <w:sz w:val="18"/>
               </w:rPr>
@@ -1884,7 +2213,7 @@
             <w:r/>
             <w:r>
               <w:rPr>
-                <w:rFonts w:ascii="FangSong_GB2312" w:hAnsi="FangSong_GB2312" w:eastAsia="FangSong_GB2312" w:cs="FangSong_GB2312"/>
+                <w:rFonts w:ascii="Songti SC" w:hAnsi="Songti SC" w:eastAsia="Songti SC" w:cs="Songti SC"/>
                 <w:b w:val="0"/>
                 <w:sz w:val="18"/>
               </w:rPr>
@@ -1913,11 +2242,11 @@
       </w:pPr>
       <w:r>
         <w:rPr>
-          <w:rFonts w:ascii="FangSong_GB2312" w:hAnsi="FangSong_GB2312" w:eastAsia="FangSong_GB2312" w:cs="FangSong_GB2312"/>
+          <w:rFonts w:ascii="Songti SC" w:hAnsi="Songti SC" w:eastAsia="Songti SC" w:cs="Songti SC"/>
           <w:b w:val="0"/>
           <w:sz w:val="22"/>
         </w:rPr>
-        <w:t>精确板卡制造商/型号/修订、原理图、官方管脚表或 Master XDC、USB-UART 连接、晶振/复位电路、Bank VCCO/IOSTANDARD 和测试仪器未提供。因此物理管脚、电气约束、码流和实物确认测试均为阻塞，不得由 Agent 填入典型值代替。</w:t>
+        <w:t>AMD UG887 v1.6 与已入库的 Xilinx XTP213 Rev 1.0 原理图/官方 Master XDC 已交叉确认 VC709、XC7VX690T-2FFG1761C、200 MHz SYSCLK、CP2103 UART、CPU_RESET、管脚和 I/O 标准候选事实。本轮未生成 bitstream，也没有实物板卡修订确认、仪器或批准的确认规程，因此板测、批准、发布和交付仍为阻塞。</w:t>
       </w:r>
     </w:p>
     <w:p>
@@ -1934,7 +2263,7 @@
       </w:pPr>
       <w:r>
         <w:rPr>
-          <w:rFonts w:ascii="FangSong_GB2312" w:hAnsi="FangSong_GB2312" w:eastAsia="FangSong_GB2312" w:cs="FangSong_GB2312"/>
+          <w:rFonts w:ascii="Songti SC" w:hAnsi="Songti SC" w:eastAsia="Songti SC" w:cs="Songti SC"/>
           <w:b w:val="0"/>
           <w:sz w:val="22"/>
         </w:rPr>
@@ -1951,7 +2280,7 @@
       </w:r>
       <w:r>
         <w:rPr>
-          <w:rFonts w:ascii="FangSong_GB2312" w:hAnsi="FangSong_GB2312" w:eastAsia="FangSong_GB2312" w:cs="FangSong_GB2312"/>
+          <w:rFonts w:ascii="Songti SC" w:hAnsi="Songti SC" w:eastAsia="Songti SC" w:cs="Songti SC"/>
           <w:b w:val="0"/>
           <w:sz w:val="22"/>
         </w:rPr>
@@ -1968,7 +2297,7 @@
       </w:r>
       <w:r>
         <w:rPr>
-          <w:rFonts w:ascii="FangSong_GB2312" w:hAnsi="FangSong_GB2312" w:eastAsia="FangSong_GB2312" w:cs="FangSong_GB2312"/>
+          <w:rFonts w:ascii="Songti SC" w:hAnsi="Songti SC" w:eastAsia="Songti SC" w:cs="Songti SC"/>
           <w:b w:val="0"/>
           <w:sz w:val="22"/>
         </w:rPr>
@@ -1985,7 +2314,7 @@
       </w:r>
       <w:r>
         <w:rPr>
-          <w:rFonts w:ascii="FangSong_GB2312" w:hAnsi="FangSong_GB2312" w:eastAsia="FangSong_GB2312" w:cs="FangSong_GB2312"/>
+          <w:rFonts w:ascii="Songti SC" w:hAnsi="Songti SC" w:eastAsia="Songti SC" w:cs="Songti SC"/>
           <w:b w:val="0"/>
           <w:sz w:val="22"/>
         </w:rPr>
@@ -2002,7 +2331,7 @@
       </w:r>
       <w:r>
         <w:rPr>
-          <w:rFonts w:ascii="FangSong_GB2312" w:hAnsi="FangSong_GB2312" w:eastAsia="FangSong_GB2312" w:cs="FangSong_GB2312"/>
+          <w:rFonts w:ascii="Songti SC" w:hAnsi="Songti SC" w:eastAsia="Songti SC" w:cs="Songti SC"/>
           <w:b w:val="0"/>
           <w:sz w:val="22"/>
         </w:rPr>
@@ -2019,7 +2348,7 @@
       </w:r>
       <w:r>
         <w:rPr>
-          <w:rFonts w:ascii="FangSong_GB2312" w:hAnsi="FangSong_GB2312" w:eastAsia="FangSong_GB2312" w:cs="FangSong_GB2312"/>
+          <w:rFonts w:ascii="Songti SC" w:hAnsi="Songti SC" w:eastAsia="Songti SC" w:cs="Songti SC"/>
           <w:b w:val="0"/>
           <w:sz w:val="22"/>
         </w:rPr>
@@ -2036,11 +2365,11 @@
       </w:r>
       <w:r>
         <w:rPr>
-          <w:rFonts w:ascii="FangSong_GB2312" w:hAnsi="FangSong_GB2312" w:eastAsia="FangSong_GB2312" w:cs="FangSong_GB2312"/>
+          <w:rFonts w:ascii="Songti SC" w:hAnsi="Songti SC" w:eastAsia="Songti SC" w:cs="Songti SC"/>
           <w:b w:val="0"/>
           <w:sz w:val="22"/>
         </w:rPr>
-        <w:t xml:space="preserve"> 单拍。仿真时以参数选择 9600/115200，全量回归后才接受。</w:t>
+        <w:t xml:space="preserve"> 单拍。仿真可参数化选择 9600/115200。板级候选包装将 CP2103 接收字节以 115200 bit/s 回显。</w:t>
       </w:r>
     </w:p>
     <w:p>
@@ -2057,11 +2386,11 @@
       </w:pPr>
       <w:r>
         <w:rPr>
-          <w:rFonts w:ascii="FangSong_GB2312" w:hAnsi="FangSong_GB2312" w:eastAsia="FangSong_GB2312" w:cs="FangSong_GB2312"/>
+          <w:rFonts w:ascii="Songti SC" w:hAnsi="Songti SC" w:eastAsia="Songti SC" w:cs="Songti SC"/>
           <w:b w:val="0"/>
           <w:sz w:val="22"/>
         </w:rPr>
-        <w:t>本章无可执行固化步骤，因目标 part、板卡、配置方式、已批 bitstream 和验收规程缺失。固化前须补充操作、校验、回退和恢复规程。</w:t>
+        <w:t>本章无可执行固化步骤，因为尚无实物板卡修订确认、已批 bitstream 和验收规程；XTP213/Master XDC 已入库交叉核对。本轮明确停在码流生成前；固化前须补充操作、校验、回退和恢复规程。</w:t>
       </w:r>
     </w:p>
     <w:p>
@@ -2078,7 +2407,7 @@
       </w:pPr>
       <w:r>
         <w:rPr>
-          <w:rFonts w:ascii="FangSong_GB2312" w:hAnsi="FangSong_GB2312" w:eastAsia="FangSong_GB2312" w:cs="FangSong_GB2312"/>
+          <w:rFonts w:ascii="Songti SC" w:hAnsi="Songti SC" w:eastAsia="Songti SC" w:cs="Songti SC"/>
           <w:b w:val="0"/>
           <w:sz w:val="22"/>
         </w:rPr>
@@ -2106,7 +2435,7 @@
     </w:pPr>
     <w:r>
       <w:rPr>
-        <w:rFonts w:ascii="FangSong_GB2312" w:hAnsi="FangSong_GB2312" w:eastAsia="FangSong_GB2312" w:cs="FangSong_GB2312"/>
+        <w:rFonts w:ascii="Songti SC" w:hAnsi="Songti SC" w:eastAsia="Songti SC" w:cs="Songti SC"/>
         <w:color w:val="666666"/>
         <w:sz w:val="18"/>
       </w:rPr>
@@ -2117,7 +2446,7 @@
     </w:r>
     <w:r>
       <w:rPr>
-        <w:rFonts w:ascii="FangSong_GB2312" w:hAnsi="FangSong_GB2312" w:eastAsia="FangSong_GB2312" w:cs="FangSong_GB2312"/>
+        <w:rFonts w:ascii="Songti SC" w:hAnsi="Songti SC" w:eastAsia="Songti SC" w:cs="Songti SC"/>
         <w:color w:val="666666"/>
         <w:sz w:val="18"/>
       </w:rPr>
@@ -2136,7 +2465,7 @@
     </w:pPr>
     <w:r>
       <w:rPr>
-        <w:rFonts w:ascii="FangSong_GB2312" w:hAnsi="FangSong_GB2312" w:eastAsia="FangSong_GB2312" w:cs="FangSong_GB2312"/>
+        <w:rFonts w:ascii="Songti SC" w:hAnsi="Songti SC" w:eastAsia="Songti SC" w:cs="Songti SC"/>
         <w:color w:val="666666"/>
         <w:sz w:val="17"/>
       </w:rPr>
@@ -2551,7 +2880,7 @@
       <w:spacing w:before="0" w:after="120" w:line="300" w:lineRule="auto"/>
     </w:pPr>
     <w:rPr>
-      <w:rFonts w:ascii="FangSong_GB2312" w:hAnsi="FangSong_GB2312" w:eastAsia="FangSong_GB2312" w:cs="FangSong_GB2312"/>
+      <w:rFonts w:ascii="Songti SC" w:hAnsi="Songti SC" w:eastAsia="Songti SC" w:cs="Songti SC"/>
       <w:sz w:val="22"/>
     </w:rPr>
   </w:style>
@@ -2614,7 +2943,7 @@
       <w:outlineLvl w:val="0"/>
     </w:pPr>
     <w:rPr>
-      <w:rFonts w:asciiTheme="majorHAnsi" w:eastAsiaTheme="majorEastAsia" w:hAnsiTheme="majorHAnsi" w:cstheme="majorBidi" w:ascii="FangSong_GB2312" w:hAnsi="FangSong_GB2312" w:eastAsia="FangSong_GB2312" w:cs="FangSong_GB2312"/>
+      <w:rFonts w:asciiTheme="majorHAnsi" w:eastAsiaTheme="majorEastAsia" w:hAnsiTheme="majorHAnsi" w:cstheme="majorBidi" w:ascii="Songti SC" w:hAnsi="Songti SC" w:eastAsia="Songti SC" w:cs="Songti SC"/>
       <w:b/>
       <w:bCs/>
       <w:color w:val="2E74B5"/>
@@ -2638,7 +2967,7 @@
       <w:outlineLvl w:val="1"/>
     </w:pPr>
     <w:rPr>
-      <w:rFonts w:asciiTheme="majorHAnsi" w:eastAsiaTheme="majorEastAsia" w:hAnsiTheme="majorHAnsi" w:cstheme="majorBidi" w:ascii="FangSong_GB2312" w:hAnsi="FangSong_GB2312" w:eastAsia="FangSong_GB2312" w:cs="FangSong_GB2312"/>
+      <w:rFonts w:asciiTheme="majorHAnsi" w:eastAsiaTheme="majorEastAsia" w:hAnsiTheme="majorHAnsi" w:cstheme="majorBidi" w:ascii="Songti SC" w:hAnsi="Songti SC" w:eastAsia="Songti SC" w:cs="Songti SC"/>
       <w:b/>
       <w:bCs/>
       <w:color w:val="2E74B5"/>
@@ -2662,7 +2991,7 @@
       <w:outlineLvl w:val="2"/>
     </w:pPr>
     <w:rPr>
-      <w:rFonts w:asciiTheme="majorHAnsi" w:eastAsiaTheme="majorEastAsia" w:hAnsiTheme="majorHAnsi" w:cstheme="majorBidi" w:ascii="FangSong_GB2312" w:hAnsi="FangSong_GB2312" w:eastAsia="FangSong_GB2312" w:cs="FangSong_GB2312"/>
+      <w:rFonts w:asciiTheme="majorHAnsi" w:eastAsiaTheme="majorEastAsia" w:hAnsiTheme="majorHAnsi" w:cstheme="majorBidi" w:ascii="Songti SC" w:hAnsi="Songti SC" w:eastAsia="Songti SC" w:cs="Songti SC"/>
       <w:b/>
       <w:bCs/>
       <w:color w:val="1F4D78"/>
@@ -2906,7 +3235,7 @@
       <w:jc w:val="center"/>
     </w:pPr>
     <w:rPr>
-      <w:rFonts w:asciiTheme="majorHAnsi" w:eastAsiaTheme="majorEastAsia" w:hAnsiTheme="majorHAnsi" w:cstheme="majorBidi" w:ascii="FangSong_GB2312" w:hAnsi="FangSong_GB2312" w:eastAsia="FangSong_GB2312" w:cs="FangSong_GB2312"/>
+      <w:rFonts w:asciiTheme="majorHAnsi" w:eastAsiaTheme="majorEastAsia" w:hAnsiTheme="majorHAnsi" w:cstheme="majorBidi" w:ascii="Songti SC" w:hAnsi="Songti SC" w:eastAsia="Songti SC" w:cs="Songti SC"/>
       <w:b w:val="0"/>
       <w:color w:val="000000"/>
       <w:spacing w:val="5"/>
@@ -3090,7 +3419,7 @@
       <w:contextualSpacing/>
     </w:pPr>
     <w:rPr>
-      <w:rFonts w:ascii="FangSong_GB2312" w:hAnsi="FangSong_GB2312" w:eastAsia="FangSong_GB2312" w:cs="FangSong_GB2312"/>
+      <w:rFonts w:ascii="Songti SC" w:hAnsi="Songti SC" w:eastAsia="Songti SC" w:cs="Songti SC"/>
       <w:sz w:val="22"/>
     </w:rPr>
   </w:style>
@@ -3135,7 +3464,7 @@
       <w:contextualSpacing/>
     </w:pPr>
     <w:rPr>
-      <w:rFonts w:ascii="FangSong_GB2312" w:hAnsi="FangSong_GB2312" w:eastAsia="FangSong_GB2312" w:cs="FangSong_GB2312"/>
+      <w:rFonts w:ascii="Songti SC" w:hAnsi="Songti SC" w:eastAsia="Songti SC" w:cs="Songti SC"/>
       <w:sz w:val="22"/>
     </w:rPr>
   </w:style>
